--- a/documents/ATTESTATION-DE-REPRISE-DE-SERVICE.docx
+++ b/documents/ATTESTATION-DE-REPRISE-DE-SERVICE.docx
@@ -289,7 +289,21 @@
           <w:i/>
           <w:iCs/>
         </w:rPr>
-        <w:t xml:space="preserve">La reprise du versement de la rémunération à compter de la date de reprise effective du service constitue la conséquence du rétablissement du service fait. </w:t>
+        <w:t xml:space="preserve">La reprise du versement de la rémunération à compter de la date de reprise effective du service </w:t>
+      </w:r>
+      <w:r>
+        <w:rPr>
+          <w:i/>
+          <w:iCs/>
+        </w:rPr>
+        <w:t xml:space="preserve">ou régularisation de l’absence </w:t>
+      </w:r>
+      <w:r>
+        <w:rPr>
+          <w:i/>
+          <w:iCs/>
+        </w:rPr>
+        <w:t xml:space="preserve">constitue la conséquence du rétablissement du service fait. </w:t>
       </w:r>
     </w:p>
     <w:p>
